--- a/gdp_tempo_paper/manuscript/table2_correspondence.docx
+++ b/gdp_tempo_paper/manuscript/table2_correspondence.docx
@@ -4,14 +4,14 @@
   <w:body>
     <w:p>
       <w:pPr>
-        <w:spacing w:before="240" w:after="120"/>
+        <w:spacing w:before="360" w:after="120" w:line="480" w:lineRule="auto"/>
       </w:pPr>
       <w:r>
         <w:rPr>
           <w:rFonts w:ascii="Times New Roman" w:hAnsi="Times New Roman" w:eastAsia="MS Mincho"/>
           <w:b/>
           <w:i w:val="0"/>
-          <w:sz w:val="26"/>
+          <w:sz w:val="28"/>
         </w:rPr>
         <w:t>Table 2. Population-capital tempo correspondence.</w:t>
       </w:r>

--- a/gdp_tempo_paper/manuscript/table2_correspondence.docx
+++ b/gdp_tempo_paper/manuscript/table2_correspondence.docx
@@ -5,6 +5,7 @@
     <w:p>
       <w:pPr>
         <w:spacing w:before="360" w:after="120" w:line="480" w:lineRule="auto"/>
+        <w:jc w:val="center"/>
       </w:pPr>
       <w:r>
         <w:rPr>
@@ -13,7 +14,7 @@
           <w:i w:val="0"/>
           <w:sz w:val="28"/>
         </w:rPr>
-        <w:t>Table 2. Population-capital tempo correspondence.</w:t>
+        <w:t>TABLE 2. POPULATION-CAPITAL TEMPO CORRESPONDENCE.</w:t>
       </w:r>
     </w:p>
     <w:tbl>
@@ -21,6 +22,14 @@
         <w:tblStyle w:val="TableGrid"/>
         <w:tblW w:type="auto" w:w="0"/>
         <w:tblLook w:firstColumn="1" w:firstRow="1" w:lastColumn="0" w:lastRow="0" w:noHBand="0" w:noVBand="1" w:val="04A0"/>
+        <w:tblBorders>
+          <w:left w:val="none" w:sz="0" w:space="0" w:color="auto"/>
+          <w:right w:val="none" w:sz="0" w:space="0" w:color="auto"/>
+          <w:insideV w:val="none" w:sz="0" w:space="0" w:color="auto"/>
+          <w:top w:val="single" w:sz="4" w:space="0" w:color="000000"/>
+          <w:bottom w:val="single" w:sz="4" w:space="0" w:color="000000"/>
+          <w:insideH w:val="single" w:sz="4" w:space="0" w:color="000000"/>
+        </w:tblBorders>
       </w:tblPr>
       <w:tblGrid>
         <w:gridCol w:w="2880"/>

--- a/gdp_tempo_paper/manuscript/table2_correspondence.docx
+++ b/gdp_tempo_paper/manuscript/table2_correspondence.docx
@@ -120,7 +120,7 @@
                 <w:i w:val="0"/>
                 <w:sz w:val="20"/>
               </w:rPr>
-              <w:t>Births $B(t)$</w:t>
+              <w:t>Births B(t)</w:t>
             </w:r>
           </w:p>
         </w:tc>
@@ -137,7 +137,7 @@
                 <w:i w:val="0"/>
                 <w:sz w:val="20"/>
               </w:rPr>
-              <w:t>Investment $I(t)$</w:t>
+              <w:t>Investment I(t)</w:t>
             </w:r>
           </w:p>
         </w:tc>
@@ -173,7 +173,7 @@
                 <w:i w:val="0"/>
                 <w:sz w:val="20"/>
               </w:rPr>
-              <w:t>Population $N(t)$</w:t>
+              <w:t>Population N(t)</w:t>
             </w:r>
           </w:p>
         </w:tc>
@@ -190,7 +190,7 @@
                 <w:i w:val="0"/>
                 <w:sz w:val="20"/>
               </w:rPr>
-              <w:t>Reproducible capital $W(t)$</w:t>
+              <w:t>Reproducible capital W(t)</w:t>
             </w:r>
           </w:p>
         </w:tc>
@@ -226,7 +226,7 @@
                 <w:i w:val="0"/>
                 <w:sz w:val="20"/>
               </w:rPr>
-              <w:t>Total Fertility Rate $TFR$</w:t>
+              <w:t>Total Fertility Rate TFR</w:t>
             </w:r>
           </w:p>
         </w:tc>
@@ -243,7 +243,7 @@
                 <w:i w:val="0"/>
                 <w:sz w:val="20"/>
               </w:rPr>
-              <w:t>Investment rate $I/Y$</w:t>
+              <w:t>Investment rate I/Y</w:t>
             </w:r>
           </w:p>
         </w:tc>
@@ -279,7 +279,7 @@
                 <w:i w:val="0"/>
                 <w:sz w:val="20"/>
               </w:rPr>
-              <w:t>Mean age at childbearing $MAC(t)$</w:t>
+              <w:t>Mean age at childbearing MAC(t)</w:t>
             </w:r>
           </w:p>
         </w:tc>
@@ -296,7 +296,7 @@
                 <w:i w:val="0"/>
                 <w:sz w:val="20"/>
               </w:rPr>
-              <w:t>Time-to-build $\mu(t)$</w:t>
+              <w:t>Time-to-build μ(t)</w:t>
             </w:r>
           </w:p>
         </w:tc>
@@ -332,7 +332,7 @@
                 <w:i w:val="0"/>
                 <w:sz w:val="20"/>
               </w:rPr>
-              <w:t>$TFR^\ast=TFR/(1-r(t))$</w:t>
+              <w:t>TFR* = TFR/(1 − r(t))</w:t>
             </w:r>
           </w:p>
         </w:tc>
@@ -349,7 +349,7 @@
                 <w:i w:val="0"/>
                 <w:sz w:val="20"/>
               </w:rPr>
-              <w:t>$K^\ast(t)$ via $\mu(t)$-weighted PIM</w:t>
+              <w:t>K*(t) via μ(t)-weighted PIM</w:t>
             </w:r>
           </w:p>
         </w:tc>
@@ -385,7 +385,7 @@
                 <w:i w:val="0"/>
                 <w:sz w:val="20"/>
               </w:rPr>
-              <w:t>Parity-specific $\sigma$ (Goldstein-Lutz-Scherbov, 2003)</w:t>
+              <w:t>Parity-specific σ (Goldstein-Lutz-Scherbov, 2003)</w:t>
             </w:r>
           </w:p>
         </w:tc>
@@ -402,7 +402,7 @@
                 <w:i w:val="0"/>
                 <w:sz w:val="20"/>
               </w:rPr>
-              <w:t>Intangible share $\beta$ (Corrado-Hulten-Sichel, 2009)</w:t>
+              <w:t>Intangible share β (Corrado-Hulten-Sichel, 2009)</w:t>
             </w:r>
           </w:p>
         </w:tc>
@@ -438,7 +438,7 @@
                 <w:i w:val="0"/>
                 <w:sz w:val="20"/>
               </w:rPr>
-              <w:t>$dN/dt = B - d\cdot N$</w:t>
+              <w:t>dN/dt = B − d·N</w:t>
             </w:r>
           </w:p>
         </w:tc>
@@ -455,7 +455,7 @@
                 <w:i w:val="0"/>
                 <w:sz w:val="20"/>
               </w:rPr>
-              <w:t>$dW/dt = I - \delta W$</w:t>
+              <w:t>dW/dt = I − δW</w:t>
             </w:r>
           </w:p>
         </w:tc>

--- a/gdp_tempo_paper/manuscript/table2_correspondence.docx
+++ b/gdp_tempo_paper/manuscript/table2_correspondence.docx
@@ -296,7 +296,25 @@
                 <w:i w:val="0"/>
                 <w:sz w:val="20"/>
               </w:rPr>
-              <w:t>Time-to-build μ(t)</w:t>
+              <w:t xml:space="preserve">Time-to-build </w:t>
+            </w:r>
+            <w:r>
+              <w:rPr>
+                <w:rFonts w:ascii="Times New Roman" w:hAnsi="Times New Roman" w:eastAsia="MS Mincho"/>
+                <w:b w:val="0"/>
+                <w:i/>
+                <w:sz w:val="20"/>
+              </w:rPr>
+              <w:t>μ</w:t>
+            </w:r>
+            <w:r>
+              <w:rPr>
+                <w:rFonts w:ascii="Times New Roman" w:hAnsi="Times New Roman" w:eastAsia="MS Mincho"/>
+                <w:b w:val="0"/>
+                <w:i w:val="0"/>
+                <w:sz w:val="20"/>
+              </w:rPr>
+              <w:t>(t)</w:t>
             </w:r>
           </w:p>
         </w:tc>
@@ -349,7 +367,25 @@
                 <w:i w:val="0"/>
                 <w:sz w:val="20"/>
               </w:rPr>
-              <w:t>K*(t) via μ(t)-weighted PIM</w:t>
+              <w:t xml:space="preserve">K*(t) via </w:t>
+            </w:r>
+            <w:r>
+              <w:rPr>
+                <w:rFonts w:ascii="Times New Roman" w:hAnsi="Times New Roman" w:eastAsia="MS Mincho"/>
+                <w:b w:val="0"/>
+                <w:i/>
+                <w:sz w:val="20"/>
+              </w:rPr>
+              <w:t>μ</w:t>
+            </w:r>
+            <w:r>
+              <w:rPr>
+                <w:rFonts w:ascii="Times New Roman" w:hAnsi="Times New Roman" w:eastAsia="MS Mincho"/>
+                <w:b w:val="0"/>
+                <w:i w:val="0"/>
+                <w:sz w:val="20"/>
+              </w:rPr>
+              <w:t>(t)-weighted PIM</w:t>
             </w:r>
           </w:p>
         </w:tc>
@@ -385,7 +421,25 @@
                 <w:i w:val="0"/>
                 <w:sz w:val="20"/>
               </w:rPr>
-              <w:t>Parity-specific σ (Goldstein-Lutz-Scherbov, 2003)</w:t>
+              <w:t xml:space="preserve">Parity-specific </w:t>
+            </w:r>
+            <w:r>
+              <w:rPr>
+                <w:rFonts w:ascii="Times New Roman" w:hAnsi="Times New Roman" w:eastAsia="MS Mincho"/>
+                <w:b w:val="0"/>
+                <w:i/>
+                <w:sz w:val="20"/>
+              </w:rPr>
+              <w:t>σ</w:t>
+            </w:r>
+            <w:r>
+              <w:rPr>
+                <w:rFonts w:ascii="Times New Roman" w:hAnsi="Times New Roman" w:eastAsia="MS Mincho"/>
+                <w:b w:val="0"/>
+                <w:i w:val="0"/>
+                <w:sz w:val="20"/>
+              </w:rPr>
+              <w:t xml:space="preserve"> (Goldstein-Lutz-Scherbov, 2003)</w:t>
             </w:r>
           </w:p>
         </w:tc>
@@ -402,7 +456,25 @@
                 <w:i w:val="0"/>
                 <w:sz w:val="20"/>
               </w:rPr>
-              <w:t>Intangible share β (Corrado-Hulten-Sichel, 2009)</w:t>
+              <w:t xml:space="preserve">Intangible share </w:t>
+            </w:r>
+            <w:r>
+              <w:rPr>
+                <w:rFonts w:ascii="Times New Roman" w:hAnsi="Times New Roman" w:eastAsia="MS Mincho"/>
+                <w:b w:val="0"/>
+                <w:i/>
+                <w:sz w:val="20"/>
+              </w:rPr>
+              <w:t>β</w:t>
+            </w:r>
+            <w:r>
+              <w:rPr>
+                <w:rFonts w:ascii="Times New Roman" w:hAnsi="Times New Roman" w:eastAsia="MS Mincho"/>
+                <w:b w:val="0"/>
+                <w:i w:val="0"/>
+                <w:sz w:val="20"/>
+              </w:rPr>
+              <w:t xml:space="preserve"> (Corrado-Hulten-Sichel, 2009)</w:t>
             </w:r>
           </w:p>
         </w:tc>
@@ -455,7 +527,25 @@
                 <w:i w:val="0"/>
                 <w:sz w:val="20"/>
               </w:rPr>
-              <w:t>dW/dt = I − δW</w:t>
+              <w:t xml:space="preserve">dW/dt = I − </w:t>
+            </w:r>
+            <w:r>
+              <w:rPr>
+                <w:rFonts w:ascii="Times New Roman" w:hAnsi="Times New Roman" w:eastAsia="MS Mincho"/>
+                <w:b w:val="0"/>
+                <w:i/>
+                <w:sz w:val="20"/>
+              </w:rPr>
+              <w:t>δ</w:t>
+            </w:r>
+            <w:r>
+              <w:rPr>
+                <w:rFonts w:ascii="Times New Roman" w:hAnsi="Times New Roman" w:eastAsia="MS Mincho"/>
+                <w:b w:val="0"/>
+                <w:i w:val="0"/>
+                <w:sz w:val="20"/>
+              </w:rPr>
+              <w:t>W</w:t>
             </w:r>
           </w:p>
         </w:tc>

--- a/gdp_tempo_paper/manuscript/table2_correspondence.docx
+++ b/gdp_tempo_paper/manuscript/table2_correspondence.docx
@@ -4,8 +4,7 @@
   <w:body>
     <w:p>
       <w:pPr>
-        <w:spacing w:before="360" w:after="120" w:line="480" w:lineRule="auto"/>
-        <w:jc w:val="center"/>
+        <w:spacing w:before="360" w:after="120" w:line="360" w:lineRule="auto"/>
       </w:pPr>
       <w:r>
         <w:rPr>
@@ -14,7 +13,7 @@
           <w:i w:val="0"/>
           <w:sz w:val="28"/>
         </w:rPr>
-        <w:t>TABLE 2. POPULATION-CAPITAL TEMPO CORRESPONDENCE.</w:t>
+        <w:t>Table 2. Population-capital tempo correspondence.</w:t>
       </w:r>
     </w:p>
     <w:tbl>
